--- a/ethics/pis-digital.docx
+++ b/ethics/pis-digital.docx
@@ -43,7 +43,7 @@
         <w:t xml:space="preserve"> </w:t>
       </w:r>
       <w:r>
-        <w:t xml:space="preserve">Michael Borck (PI); Marcela Moraes (Co-I); Torsten Reiners (Co-I); [TBC]</w:t>
+        <w:t xml:space="preserve">Michael Borck (PI); Marcela Moraes (Co-I); Torsten Reiners (Co-I)</w:t>
       </w:r>
     </w:p>
     <w:p>

--- a/ethics/pis-digital.docx
+++ b/ethics/pis-digital.docx
@@ -55,13 +55,13 @@
           <w:b/>
           <w:bCs/>
         </w:rPr>
-        <w:t xml:space="preserve">Participating Unit:</w:t>
+        <w:t xml:space="preserve">Participating Units:</w:t>
       </w:r>
       <w:r>
         <w:t xml:space="preserve"> </w:t>
       </w:r>
       <w:r>
-        <w:t xml:space="preserve">[Unit Placeholder]</w:t>
+        <w:t xml:space="preserve">ISYS6018 Information Security Audit and Control, MGMT6076 Supply Chain Digitalisation and Innovation, MKTG1000 Discovering Marketing</w:t>
       </w:r>
     </w:p>
     <w:p>
